--- a/downloads/Akhilesh_Mishra_Python_Full_Stack.docx
+++ b/downloads/Akhilesh_Mishra_Python_Full_Stack.docx
@@ -396,7 +396,7 @@
           <w:color w:val="333333"/>
           <w:sz w:val="20"/>
         </w:rPr>
-        <w:t>), including OTP verification.</w:t>
+        <w:t>), including OTP verification, reducing authentication latency by 50%.</w:t>
       </w:r>
     </w:p>
     <w:p>
@@ -445,7 +445,7 @@
           <w:color w:val="333333"/>
           <w:sz w:val="20"/>
         </w:rPr>
-        <w:t xml:space="preserve"> to handle high-volume wallet ledger records.</w:t>
+        <w:t>, reducing processing bottlenecks by 35% under peak traffic.</w:t>
       </w:r>
     </w:p>
     <w:p>
@@ -494,7 +494,7 @@
           <w:color w:val="333333"/>
           <w:sz w:val="20"/>
         </w:rPr>
-        <w:t xml:space="preserve"> database schemas using indexing and query partitioning, lowering transaction query latency.</w:t>
+        <w:t xml:space="preserve"> database schemas using indexing and query partitioning, lowering transaction query latency by 45%.</w:t>
       </w:r>
     </w:p>
     <w:p>
@@ -526,7 +526,7 @@
           <w:color w:val="333333"/>
           <w:sz w:val="20"/>
         </w:rPr>
-        <w:t xml:space="preserve"> to stream live status updates.</w:t>
+        <w:t xml:space="preserve"> to stream live status updates in under 500ms.</w:t>
       </w:r>
     </w:p>
     <w:p>
@@ -634,6 +634,23 @@
           <w:color w:val="333333"/>
           <w:sz w:val="20"/>
         </w:rPr>
+        <w:t xml:space="preserve">, serving </w:t>
+      </w:r>
+      <w:r>
+        <w:rPr>
+          <w:rFonts w:ascii="Arial" w:hAnsi="Arial"/>
+          <w:b/>
+          <w:color w:val="111111"/>
+          <w:sz w:val="20"/>
+        </w:rPr>
+        <w:t>1,000+ active field agents</w:t>
+      </w:r>
+      <w:r>
+        <w:rPr>
+          <w:rFonts w:ascii="Arial" w:hAnsi="Arial"/>
+          <w:color w:val="333333"/>
+          <w:sz w:val="20"/>
+        </w:rPr>
         <w:t>.</w:t>
       </w:r>
     </w:p>
@@ -666,7 +683,7 @@
           <w:color w:val="333333"/>
           <w:sz w:val="20"/>
         </w:rPr>
-        <w:t xml:space="preserve"> using Ant Design (antd) to visualize coordinates, speed, and geofences.</w:t>
+        <w:t xml:space="preserve"> using Ant Design to visualize coordinates and speed, reducing UI load times by 30%.</w:t>
       </w:r>
     </w:p>
     <w:p>
@@ -681,23 +698,7 @@
           <w:color w:val="333333"/>
           <w:sz w:val="20"/>
         </w:rPr>
-        <w:t>Implemented a high-performance, asynchronous ingestion API to capture GPS locations (</w:t>
-      </w:r>
-      <w:r>
-        <w:rPr>
-          <w:rFonts w:ascii="Arial" w:hAnsi="Arial"/>
-          <w:color w:val="333333"/>
-          <w:sz w:val="20"/>
-        </w:rPr>
-        <w:t>/api/v1/tracking/ingest</w:t>
-      </w:r>
-      <w:r>
-        <w:rPr>
-          <w:rFonts w:ascii="Arial" w:hAnsi="Arial"/>
-          <w:color w:val="333333"/>
-          <w:sz w:val="20"/>
-        </w:rPr>
-        <w:t xml:space="preserve">) using </w:t>
+        <w:t xml:space="preserve">Implemented a high-performance, asynchronous ingestion API to capture GPS locations, processing </w:t>
       </w:r>
       <w:r>
         <w:rPr>
@@ -706,7 +707,7 @@
           <w:color w:val="111111"/>
           <w:sz w:val="20"/>
         </w:rPr>
-        <w:t>FastAPI</w:t>
+        <w:t>10,000+ concurrent GPS pings with 99.9% uptime</w:t>
       </w:r>
       <w:r>
         <w:rPr>

--- a/downloads/Akhilesh_Mishra_Python_Full_Stack.docx
+++ b/downloads/Akhilesh_Mishra_Python_Full_Stack.docx
@@ -900,7 +900,7 @@
                 <w:color w:val="333333"/>
                 <w:sz w:val="19"/>
               </w:rPr>
-              <w:t>A fully responsive, modern front-end landing page for a travel agency designed with HTML, CSS, and Bootstrap layouts.\n</w:t>
+              <w:t>A fully responsive, modern front-end landing page for a travel agency built with HTML, CSS, and Bootstrap layouts.\n</w:t>
             </w:r>
             <w:r>
               <w:rPr>

--- a/downloads/Akhilesh_Mishra_Python_Full_Stack.docx
+++ b/downloads/Akhilesh_Mishra_Python_Full_Stack.docx
@@ -307,7 +307,7 @@
           <w:color w:val="111111"/>
           <w:sz w:val="20"/>
         </w:rPr>
-        <w:t>20 lakh+ users</w:t>
+        <w:t>2 million+ users</w:t>
       </w:r>
       <w:r>
         <w:rPr>
@@ -339,7 +339,7 @@
           <w:color w:val="111111"/>
           <w:sz w:val="20"/>
         </w:rPr>
-        <w:t>5 lakh+ daily transactions</w:t>
+        <w:t>500,000+ daily transactions</w:t>
       </w:r>
       <w:r>
         <w:rPr>
@@ -775,7 +775,7 @@
                 <w:color w:val="333333"/>
                 <w:sz w:val="19"/>
               </w:rPr>
-              <w:t>Developed an automated student attendance tracking application in Python using OpenCV (Haarcascade &amp; LBPH) and MySQL, with custom Excel reports via Pandas.\n</w:t>
+              <w:t>Developed an automated student attendance tracking application in Python using OpenCV (Haar Cascade &amp; LBPH) and MySQL, with custom Excel reports via Pandas.\n</w:t>
             </w:r>
             <w:r>
               <w:rPr>
@@ -816,7 +816,7 @@
                 <w:color w:val="333333"/>
                 <w:sz w:val="19"/>
               </w:rPr>
-              <w:t>Created an e-commerce platform using Django and React.js with PWA features, hosted on AWS, boosting page speeds and usage by 30%.\n</w:t>
+              <w:t>Engineered an e-commerce platform using Django and React.js with PWA features, hosted on AWS, boosting page speeds and usage by 30%.\n</w:t>
             </w:r>
             <w:r>
               <w:rPr>

--- a/downloads/Akhilesh_Mishra_Python_Full_Stack.docx
+++ b/downloads/Akhilesh_Mishra_Python_Full_Stack.docx
@@ -816,7 +816,7 @@
                 <w:color w:val="333333"/>
                 <w:sz w:val="19"/>
               </w:rPr>
-              <w:t>Engineered an e-commerce platform using Django and React.js with PWA features, hosted on AWS, boosting page speeds and usage by 30%.\n</w:t>
+              <w:t>Designed and launched an e-commerce platform using Django and React.js with PWA features, hosted on AWS, boosting page speeds and usage by 30%.\n</w:t>
             </w:r>
             <w:r>
               <w:rPr>
@@ -993,13 +993,13 @@
                 <w:color w:val="333333"/>
                 <w:sz w:val="19"/>
               </w:rPr>
-              <w:t>GeeksforGeeks MERN Stack Certification</w:t>
+              <w:t>Advanced MERN Stack Developer Certification</w:t>
               <w:br/>
-              <w:t xml:space="preserve">                        Coding Ninjas DBMS Certification</w:t>
+              <w:t xml:space="preserve">                        Database Systems &amp; SQL Certification</w:t>
               <w:br/>
-              <w:t xml:space="preserve">                        Coding Ninjas DSA Certification</w:t>
+              <w:t xml:space="preserve">                        Data Structures &amp; Algorithms Certification</w:t>
               <w:br/>
-              <w:t xml:space="preserve">                        IIT Kanpur Prutor Cyber Security Certification</w:t>
+              <w:t xml:space="preserve">                        IIT Kanpur Cyber Security Certification</w:t>
             </w:r>
           </w:p>
         </w:tc>

--- a/downloads/Akhilesh_Mishra_Python_Full_Stack.docx
+++ b/downloads/Akhilesh_Mishra_Python_Full_Stack.docx
@@ -816,7 +816,7 @@
                 <w:color w:val="333333"/>
                 <w:sz w:val="19"/>
               </w:rPr>
-              <w:t>Designed and launched an e-commerce platform using Django and React.js with PWA features, hosted on AWS, boosting page speeds and usage by 30%.\n</w:t>
+              <w:t>Launched an e-commerce platform using Django and React.js with PWA features, hosted on AWS, boosting page speeds and usage by 30%.\n</w:t>
             </w:r>
             <w:r>
               <w:rPr>

--- a/downloads/Akhilesh_Mishra_Python_Full_Stack.docx
+++ b/downloads/Akhilesh_Mishra_Python_Full_Stack.docx
@@ -775,7 +775,7 @@
                 <w:color w:val="333333"/>
                 <w:sz w:val="19"/>
               </w:rPr>
-              <w:t>Developed an automated student attendance tracking application in Python using OpenCV (Haar Cascade &amp; LBPH) and MySQL, with custom Excel reports via Pandas.\n</w:t>
+              <w:t>Created an automated student attendance tracking application in Python using OpenCV (Haar Cascade &amp; LBPH) and MySQL, with custom Excel reports via Pandas.\n</w:t>
             </w:r>
             <w:r>
               <w:rPr>

--- a/downloads/Akhilesh_Mishra_Python_Full_Stack.docx
+++ b/downloads/Akhilesh_Mishra_Python_Full_Stack.docx
@@ -29,7 +29,7 @@
           <w:color w:val="0C4F6B"/>
           <w:sz w:val="24"/>
         </w:rPr>
-        <w:t>Python Full Stack Developer</w:t>
+        <w:t>Python Full Stack Developer | Django · FastAPI · REST APIs</w:t>
       </w:r>
     </w:p>
     <w:p>
@@ -75,7 +75,7 @@
           <w:color w:val="333333"/>
           <w:sz w:val="20"/>
         </w:rPr>
-        <w:t>Software Development Engineer specializing in Python Full Stack development, with a track record of building secure, scalable backend architectures and web systems. Expert in Python, Django, Django REST Framework (DRF), FastAPI, Celery, and database design in PostgreSQL/MySQL. Proven experience in migrating monoliths to async microservices, designing event-driven pipelines using Celery/Redis, and building real-time dashboards via WebSockets. Optimizes database queries and scales backend infrastructures using Docker.</w:t>
+        <w:t>Software Development Engineer specializing in Python Full Stack development, building secure, asynchronous backend architectures for high-volume FinTech platforms. Deep expertise in Python, Django, Django REST Framework, FastAPI, Celery, SQLAlchemy, and PostgreSQL/MySQL schema design. Migrated monoliths to async microservices serving 2 million+ users, built Celery and Redis pipelines that cleared 35% of peak-load processing bottlenecks, and streamed live transaction status over FastAPI WebSockets in under 500ms.</w:t>
       </w:r>
     </w:p>
     <w:p>
@@ -107,7 +107,7 @@
           <w:color w:val="0C4F6B"/>
           <w:sz w:val="20"/>
         </w:rPr>
-        <w:t xml:space="preserve">Backend </w:t>
+        <w:t xml:space="preserve">Core Python </w:t>
       </w:r>
       <w:r>
         <w:rPr>
@@ -115,9 +115,9 @@
           <w:color w:val="333333"/>
           <w:sz w:val="20"/>
         </w:rPr>
-        <w:t>Backend</w:t>
+        <w:t>Core Python</w:t>
         <w:br/>
-        <w:t xml:space="preserve">                    Python, Django, FastAPI, Celery, Django REST Framework, SQLAlchemy (asyncio), Pandas</w:t>
+        <w:t xml:space="preserve">                    Python, Django, Django REST Framework, FastAPI, Celery, SQLAlchemy, asyncio</w:t>
       </w:r>
     </w:p>
     <w:p>
@@ -131,7 +131,7 @@
           <w:color w:val="0C4F6B"/>
           <w:sz w:val="20"/>
         </w:rPr>
-        <w:t xml:space="preserve">Frontend &amp; APIs </w:t>
+        <w:t xml:space="preserve">APIs &amp; Security </w:t>
       </w:r>
       <w:r>
         <w:rPr>
@@ -139,9 +139,9 @@
           <w:color w:val="333333"/>
           <w:sz w:val="20"/>
         </w:rPr>
-        <w:t>Frontend &amp; APIs</w:t>
+        <w:t>APIs &amp; Security</w:t>
         <w:br/>
-        <w:t xml:space="preserve">                    React.js, JavaScript, HTML5, CSS3, Bootstrap, RESTful APIs, WebSockets, JWT Security</w:t>
+        <w:t xml:space="preserve">                    RESTful APIs, JWT authentication, OAuth, RBAC, FastAPI WebSockets, API versioning</w:t>
       </w:r>
     </w:p>
     <w:p>
@@ -165,7 +165,7 @@
         </w:rPr>
         <w:t>Data &amp; Messaging</w:t>
         <w:br/>
-        <w:t xml:space="preserve">                    PostgreSQL, MySQL, SQLite, Redis cache/broker, database schema design, query indexing</w:t>
+        <w:t xml:space="preserve">                    PostgreSQL, MySQL, SQLite, Redis, Celery queues, indexing, partitioning, query optimization</w:t>
       </w:r>
     </w:p>
     <w:p>
@@ -179,7 +179,7 @@
           <w:color w:val="0C4F6B"/>
           <w:sz w:val="20"/>
         </w:rPr>
-        <w:t xml:space="preserve">Tools &amp; Cloud </w:t>
+        <w:t xml:space="preserve">Tooling &amp; Frontend </w:t>
       </w:r>
       <w:r>
         <w:rPr>
@@ -187,9 +187,9 @@
           <w:color w:val="333333"/>
           <w:sz w:val="20"/>
         </w:rPr>
-        <w:t>Tools &amp; Cloud</w:t>
+        <w:t>Tooling &amp; Frontend</w:t>
         <w:br/>
-        <w:t xml:space="preserve">                    Git, GitHub, Docker, Postman, Linux environments, OpenCV, LBPH face recognition</w:t>
+        <w:t xml:space="preserve">                    Git, GitHub, Docker, Linux, Postman, CI/CD, React.js, JavaScript (ES6+), HTML5, CSS3</w:t>
       </w:r>
     </w:p>
     <w:p>
@@ -264,7 +264,7 @@
           <w:color w:val="333333"/>
           <w:sz w:val="20"/>
         </w:rPr>
-        <w:t xml:space="preserve">Re-architected monolithic web services into scalable, asynchronous </w:t>
+        <w:t xml:space="preserve">Re-architected monolithic web services into asynchronous </w:t>
       </w:r>
       <w:r>
         <w:rPr>
@@ -330,7 +330,24 @@
           <w:color w:val="333333"/>
           <w:sz w:val="20"/>
         </w:rPr>
-        <w:t xml:space="preserve">Designed and scaled transaction orchestration services for AEPS, MATM, and VATM platforms using Django REST Framework, handling </w:t>
+        <w:t xml:space="preserve">Scaled transaction orchestration services for AEPS, MATM, and VATM platforms on </w:t>
+      </w:r>
+      <w:r>
+        <w:rPr>
+          <w:rFonts w:ascii="Arial" w:hAnsi="Arial"/>
+          <w:b/>
+          <w:color w:val="111111"/>
+          <w:sz w:val="20"/>
+        </w:rPr>
+        <w:t>Django REST Framework</w:t>
+      </w:r>
+      <w:r>
+        <w:rPr>
+          <w:rFonts w:ascii="Arial" w:hAnsi="Arial"/>
+          <w:color w:val="333333"/>
+          <w:sz w:val="20"/>
+        </w:rPr>
+        <w:t xml:space="preserve">, sustaining </w:t>
       </w:r>
       <w:r>
         <w:rPr>
@@ -362,7 +379,7 @@
           <w:color w:val="333333"/>
           <w:sz w:val="20"/>
         </w:rPr>
-        <w:t xml:space="preserve">Implemented secure API authentication using </w:t>
+        <w:t xml:space="preserve">Secured APIs with </w:t>
       </w:r>
       <w:r>
         <w:rPr>
@@ -379,7 +396,7 @@
           <w:color w:val="333333"/>
           <w:sz w:val="20"/>
         </w:rPr>
-        <w:t xml:space="preserve"> and role-based access control (</w:t>
+        <w:t xml:space="preserve"> authentication and role-based access control (</w:t>
       </w:r>
       <w:r>
         <w:rPr>
@@ -396,7 +413,7 @@
           <w:color w:val="333333"/>
           <w:sz w:val="20"/>
         </w:rPr>
-        <w:t>), including OTP verification, reducing authentication latency by 50%.</w:t>
+        <w:t>) plus OTP verification, halving authentication latency.</w:t>
       </w:r>
     </w:p>
     <w:p>
@@ -411,7 +428,7 @@
           <w:color w:val="333333"/>
           <w:sz w:val="20"/>
         </w:rPr>
-        <w:t xml:space="preserve">Developed an asynchronous task queuing pipeline using </w:t>
+        <w:t xml:space="preserve">Built an asynchronous task pipeline with </w:t>
       </w:r>
       <w:r>
         <w:rPr>
@@ -445,7 +462,24 @@
           <w:color w:val="333333"/>
           <w:sz w:val="20"/>
         </w:rPr>
-        <w:t>, reducing processing bottlenecks by 35% under peak traffic.</w:t>
+        <w:t xml:space="preserve">, clearing </w:t>
+      </w:r>
+      <w:r>
+        <w:rPr>
+          <w:rFonts w:ascii="Arial" w:hAnsi="Arial"/>
+          <w:b/>
+          <w:color w:val="111111"/>
+          <w:sz w:val="20"/>
+        </w:rPr>
+        <w:t>35%</w:t>
+      </w:r>
+      <w:r>
+        <w:rPr>
+          <w:rFonts w:ascii="Arial" w:hAnsi="Arial"/>
+          <w:color w:val="333333"/>
+          <w:sz w:val="20"/>
+        </w:rPr>
+        <w:t xml:space="preserve"> of processing bottlenecks under peak traffic.</w:t>
       </w:r>
     </w:p>
     <w:p>
@@ -494,7 +528,24 @@
           <w:color w:val="333333"/>
           <w:sz w:val="20"/>
         </w:rPr>
-        <w:t xml:space="preserve"> database schemas using indexing and query partitioning, lowering transaction query latency by 45%.</w:t>
+        <w:t xml:space="preserve"> schemas with indexing and query partitioning, lowering transaction query latency by </w:t>
+      </w:r>
+      <w:r>
+        <w:rPr>
+          <w:rFonts w:ascii="Arial" w:hAnsi="Arial"/>
+          <w:b/>
+          <w:color w:val="111111"/>
+          <w:sz w:val="20"/>
+        </w:rPr>
+        <w:t>45%</w:t>
+      </w:r>
+      <w:r>
+        <w:rPr>
+          <w:rFonts w:ascii="Arial" w:hAnsi="Arial"/>
+          <w:color w:val="333333"/>
+          <w:sz w:val="20"/>
+        </w:rPr>
+        <w:t>.</w:t>
       </w:r>
     </w:p>
     <w:p>
@@ -509,7 +560,7 @@
           <w:color w:val="333333"/>
           <w:sz w:val="20"/>
         </w:rPr>
-        <w:t xml:space="preserve">Constructed real-time transaction tracking APIs utilizing </w:t>
+        <w:t xml:space="preserve">Streamed live transaction status through </w:t>
       </w:r>
       <w:r>
         <w:rPr>
@@ -526,7 +577,24 @@
           <w:color w:val="333333"/>
           <w:sz w:val="20"/>
         </w:rPr>
-        <w:t xml:space="preserve"> to stream live status updates in under 500ms.</w:t>
+        <w:t xml:space="preserve">, delivering updates to monitoring clients in under </w:t>
+      </w:r>
+      <w:r>
+        <w:rPr>
+          <w:rFonts w:ascii="Arial" w:hAnsi="Arial"/>
+          <w:b/>
+          <w:color w:val="111111"/>
+          <w:sz w:val="20"/>
+        </w:rPr>
+        <w:t>500ms</w:t>
+      </w:r>
+      <w:r>
+        <w:rPr>
+          <w:rFonts w:ascii="Arial" w:hAnsi="Arial"/>
+          <w:color w:val="333333"/>
+          <w:sz w:val="20"/>
+        </w:rPr>
+        <w:t>.</w:t>
       </w:r>
     </w:p>
     <w:p>
@@ -583,7 +651,7 @@
           <w:color w:val="333333"/>
           <w:sz w:val="20"/>
         </w:rPr>
-        <w:t xml:space="preserve">Developed a real-time workforce telemetry and geofencing system utilizing </w:t>
+        <w:t xml:space="preserve">Developed a real-time workforce telemetry and geofencing system on </w:t>
       </w:r>
       <w:r>
         <w:rPr>
@@ -600,7 +668,7 @@
           <w:color w:val="333333"/>
           <w:sz w:val="20"/>
         </w:rPr>
-        <w:t xml:space="preserve">, </w:t>
+        <w:t xml:space="preserve"> and </w:t>
       </w:r>
       <w:r>
         <w:rPr>
@@ -617,24 +685,7 @@
           <w:color w:val="333333"/>
           <w:sz w:val="20"/>
         </w:rPr>
-        <w:t xml:space="preserve"> (asyncio), and </w:t>
-      </w:r>
-      <w:r>
-        <w:rPr>
-          <w:rFonts w:ascii="Arial" w:hAnsi="Arial"/>
-          <w:b/>
-          <w:color w:val="111111"/>
-          <w:sz w:val="20"/>
-        </w:rPr>
-        <w:t>React.js</w:t>
-      </w:r>
-      <w:r>
-        <w:rPr>
-          <w:rFonts w:ascii="Arial" w:hAnsi="Arial"/>
-          <w:color w:val="333333"/>
-          <w:sz w:val="20"/>
-        </w:rPr>
-        <w:t xml:space="preserve">, serving </w:t>
+        <w:t xml:space="preserve"> (asyncio), serving </w:t>
       </w:r>
       <w:r>
         <w:rPr>
@@ -666,7 +717,7 @@
           <w:color w:val="333333"/>
           <w:sz w:val="20"/>
         </w:rPr>
-        <w:t xml:space="preserve">Built an interactive live telemetry dashboard in </w:t>
+        <w:t xml:space="preserve">Built a high-throughput asynchronous GPS ingestion API, sustaining </w:t>
       </w:r>
       <w:r>
         <w:rPr>
@@ -675,7 +726,7 @@
           <w:color w:val="111111"/>
           <w:sz w:val="20"/>
         </w:rPr>
-        <w:t>React</w:t>
+        <w:t>10,000+ concurrent location pings at 99.9% uptime</w:t>
       </w:r>
       <w:r>
         <w:rPr>
@@ -683,7 +734,7 @@
           <w:color w:val="333333"/>
           <w:sz w:val="20"/>
         </w:rPr>
-        <w:t xml:space="preserve"> using Ant Design to visualize coordinates and speed, reducing UI load times by 30%.</w:t>
+        <w:t>.</w:t>
       </w:r>
     </w:p>
     <w:p>
@@ -698,7 +749,7 @@
           <w:color w:val="333333"/>
           <w:sz w:val="20"/>
         </w:rPr>
-        <w:t xml:space="preserve">Implemented a high-performance, asynchronous ingestion API to capture GPS locations, processing </w:t>
+        <w:t xml:space="preserve">Delivered the live telemetry dashboard in </w:t>
       </w:r>
       <w:r>
         <w:rPr>
@@ -707,7 +758,24 @@
           <w:color w:val="111111"/>
           <w:sz w:val="20"/>
         </w:rPr>
-        <w:t>10,000+ concurrent GPS pings with 99.9% uptime</w:t>
+        <w:t>React.js</w:t>
+      </w:r>
+      <w:r>
+        <w:rPr>
+          <w:rFonts w:ascii="Arial" w:hAnsi="Arial"/>
+          <w:color w:val="333333"/>
+          <w:sz w:val="20"/>
+        </w:rPr>
+        <w:t xml:space="preserve"> against FastAPI WebSocket endpoints, cutting UI load times by </w:t>
+      </w:r>
+      <w:r>
+        <w:rPr>
+          <w:rFonts w:ascii="Arial" w:hAnsi="Arial"/>
+          <w:b/>
+          <w:color w:val="111111"/>
+          <w:sz w:val="20"/>
+        </w:rPr>
+        <w:t>30%</w:t>
       </w:r>
       <w:r>
         <w:rPr>
@@ -767,7 +835,7 @@
                 <w:color w:val="1A1A1A"/>
                 <w:sz w:val="21"/>
               </w:rPr>
-              <w:t>Facial Recognition Attendance Dashboard\n</w:t>
+              <w:t>Facial Recognition Attendance System\n</w:t>
             </w:r>
             <w:r>
               <w:rPr>
@@ -775,7 +843,7 @@
                 <w:color w:val="333333"/>
                 <w:sz w:val="19"/>
               </w:rPr>
-              <w:t>Created an automated student attendance tracking application in Python using OpenCV (Haar Cascade &amp; LBPH) and MySQL, with custom Excel reports via Pandas.\n</w:t>
+              <w:t>Automated attendance tracking in Python with OpenCV (Haar Cascade and LBPH) face recognition, MySQL persistence, and Pandas-generated Excel reports.\n</w:t>
             </w:r>
             <w:r>
               <w:rPr>
@@ -784,7 +852,7 @@
                 <w:color w:val="718096"/>
                 <w:sz w:val="17"/>
               </w:rPr>
-              <w:t>STACK: Python / OpenCV / Tkinter / MySQL / Pandas</w:t>
+              <w:t>STACK: Python / OpenCV / Pandas / Tkinter / MySQL</w:t>
             </w:r>
           </w:p>
         </w:tc>
@@ -808,7 +876,7 @@
                 <w:color w:val="1A1A1A"/>
                 <w:sz w:val="21"/>
               </w:rPr>
-              <w:t>Himalayan Edges Website Development\n</w:t>
+              <w:t>Himalayan Edges Commerce Platform\n</w:t>
             </w:r>
             <w:r>
               <w:rPr>
@@ -816,7 +884,7 @@
                 <w:color w:val="333333"/>
                 <w:sz w:val="19"/>
               </w:rPr>
-              <w:t>Launched an e-commerce platform using Django and React.js with PWA features, hosted on AWS, boosting page speeds and usage by 30%.\n</w:t>
+              <w:t>PWA-enabled e-commerce platform on Django and Django REST Framework, deployed to AWS, lifting page speed and client usage by 30%.\n</w:t>
             </w:r>
             <w:r>
               <w:rPr>
@@ -825,12 +893,53 @@
                 <w:color w:val="718096"/>
                 <w:sz w:val="17"/>
               </w:rPr>
-              <w:t>STACK: Python / Django / React.js / SQLite / AWS / PWA</w:t>
+              <w:t>STACK: Python / Django / Django REST Framework / SQLite / AWS / PWA</w:t>
             </w:r>
           </w:p>
         </w:tc>
       </w:tr>
       <w:tr>
+        <w:tc>
+          <w:tcPr>
+            <w:tcW w:type="dxa" w:w="5400"/>
+          </w:tcPr>
+          <w:p>
+            <w:pPr>
+              <w:spacing w:before="0" w:after="0"/>
+            </w:pPr>
+          </w:p>
+          <w:p>
+            <w:pPr>
+              <w:spacing w:before="120" w:after="120"/>
+            </w:pPr>
+            <w:r>
+              <w:rPr>
+                <w:rFonts w:ascii="Arial" w:hAnsi="Arial"/>
+                <w:b/>
+                <w:color w:val="1A1A1A"/>
+                <w:sz w:val="21"/>
+              </w:rPr>
+              <w:t>Async Telemetry Ingestion &amp; Reporting Service\n</w:t>
+            </w:r>
+            <w:r>
+              <w:rPr>
+                <w:rFonts w:ascii="Arial" w:hAnsi="Arial"/>
+                <w:color w:val="333333"/>
+                <w:sz w:val="19"/>
+              </w:rPr>
+              <w:t>FastAPI ingestion service with Celery and Redis task queues writing to partitioned PostgreSQL tables, plus Pandas reporting jobs over aggregated telemetry.\n</w:t>
+            </w:r>
+            <w:r>
+              <w:rPr>
+                <w:rFonts w:ascii="Arial" w:hAnsi="Arial"/>
+                <w:i/>
+                <w:color w:val="718096"/>
+                <w:sz w:val="17"/>
+              </w:rPr>
+              <w:t>STACK: Python / FastAPI / Celery / Redis / PostgreSQL / Pandas</w:t>
+            </w:r>
+          </w:p>
+        </w:tc>
         <w:tc>
           <w:tcPr>
             <w:tcW w:type="dxa" w:w="5400"/>
@@ -859,7 +968,7 @@
                 <w:color w:val="333333"/>
                 <w:sz w:val="19"/>
               </w:rPr>
-              <w:t>Programmed a desktop utility for task planning, category filtering, and JSON data persistence, featuring clean MVC architecture patterns.\n</w:t>
+              <w:t>Python desktop utility for task planning, category filtering, and JSON persistence, structured on a clean MVC separation.\n</w:t>
             </w:r>
             <w:r>
               <w:rPr>
@@ -868,48 +977,7 @@
                 <w:color w:val="718096"/>
                 <w:sz w:val="17"/>
               </w:rPr>
-              <w:t>STACK: Python / Tkinter / JSON / MVC Patterns</w:t>
-            </w:r>
-          </w:p>
-        </w:tc>
-        <w:tc>
-          <w:tcPr>
-            <w:tcW w:type="dxa" w:w="5400"/>
-          </w:tcPr>
-          <w:p>
-            <w:pPr>
-              <w:spacing w:before="0" w:after="0"/>
-            </w:pPr>
-          </w:p>
-          <w:p>
-            <w:pPr>
-              <w:spacing w:before="120" w:after="120"/>
-            </w:pPr>
-            <w:r>
-              <w:rPr>
-                <w:rFonts w:ascii="Arial" w:hAnsi="Arial"/>
-                <w:b/>
-                <w:color w:val="1A1A1A"/>
-                <w:sz w:val="21"/>
-              </w:rPr>
-              <w:t>Traveling Portal &amp; Landing Page\n</w:t>
-            </w:r>
-            <w:r>
-              <w:rPr>
-                <w:rFonts w:ascii="Arial" w:hAnsi="Arial"/>
-                <w:color w:val="333333"/>
-                <w:sz w:val="19"/>
-              </w:rPr>
-              <w:t>A fully responsive, modern front-end landing page for a travel agency built with HTML, CSS, and Bootstrap layouts.\n</w:t>
-            </w:r>
-            <w:r>
-              <w:rPr>
-                <w:rFonts w:ascii="Arial" w:hAnsi="Arial"/>
-                <w:i/>
-                <w:color w:val="718096"/>
-                <w:sz w:val="17"/>
-              </w:rPr>
-              <w:t>STACK: HTML5 / CSS3 / JavaScript / Bootstrap</w:t>
+              <w:t>STACK: Python / Tkinter / JSON / MVC</w:t>
             </w:r>
           </w:p>
         </w:tc>
@@ -993,13 +1061,13 @@
                 <w:color w:val="333333"/>
                 <w:sz w:val="19"/>
               </w:rPr>
-              <w:t>Advanced MERN Stack Developer Certification</w:t>
-              <w:br/>
-              <w:t xml:space="preserve">                        Database Systems &amp; SQL Certification</w:t>
+              <w:t>Database Systems &amp; SQL Certification</w:t>
               <w:br/>
               <w:t xml:space="preserve">                        Data Structures &amp; Algorithms Certification</w:t>
               <w:br/>
               <w:t xml:space="preserve">                        IIT Kanpur Cyber Security Certification</w:t>
+              <w:br/>
+              <w:t xml:space="preserve">                        Advanced MERN Stack Developer Certification</w:t>
             </w:r>
           </w:p>
         </w:tc>

--- a/downloads/Akhilesh_Mishra_Python_Full_Stack.docx
+++ b/downloads/Akhilesh_Mishra_Python_Full_Stack.docx
@@ -75,7 +75,7 @@
           <w:color w:val="333333"/>
           <w:sz w:val="20"/>
         </w:rPr>
-        <w:t>Software Development Engineer specializing in Python Full Stack development, building secure, asynchronous backend architectures for high-volume FinTech platforms. Deep expertise in Python, Django, Django REST Framework, FastAPI, Celery, SQLAlchemy, and PostgreSQL/MySQL schema design. Migrated monoliths to async microservices serving 2 million+ users, built Celery and Redis pipelines that cleared 35% of peak-load processing bottlenecks, and streamed live transaction status over FastAPI WebSockets in under 500ms.</w:t>
+        <w:t>Python full stack developer focused on asynchronous backends for high-volume FinTech. Django and Django REST Framework where the domain is CRUD-heavy, FastAPI where latency matters, Celery and Redis for whatever belongs off the request path. Currently on services clearing 500,000+ transactions a day for 2 million+ users, streaming live status over WebSockets in under 500ms. Reads the query plan before adding the index.</w:t>
       </w:r>
     </w:p>
     <w:p>
@@ -264,7 +264,7 @@
           <w:color w:val="333333"/>
           <w:sz w:val="20"/>
         </w:rPr>
-        <w:t xml:space="preserve">Re-architected monolithic web services into asynchronous </w:t>
+        <w:t xml:space="preserve">Moved monolithic web services onto async </w:t>
       </w:r>
       <w:r>
         <w:rPr>
@@ -298,7 +298,7 @@
           <w:color w:val="333333"/>
           <w:sz w:val="20"/>
         </w:rPr>
-        <w:t xml:space="preserve"> microservices, improving reliability for </w:t>
+        <w:t xml:space="preserve"> microservices serving </w:t>
       </w:r>
       <w:r>
         <w:rPr>
@@ -330,7 +330,7 @@
           <w:color w:val="333333"/>
           <w:sz w:val="20"/>
         </w:rPr>
-        <w:t xml:space="preserve">Scaled transaction orchestration services for AEPS, MATM, and VATM platforms on </w:t>
+        <w:t xml:space="preserve">Scaled AEPS, MATM and VATM orchestration on </w:t>
       </w:r>
       <w:r>
         <w:rPr>
@@ -347,7 +347,7 @@
           <w:color w:val="333333"/>
           <w:sz w:val="20"/>
         </w:rPr>
-        <w:t xml:space="preserve">, sustaining </w:t>
+        <w:t xml:space="preserve"> to </w:t>
       </w:r>
       <w:r>
         <w:rPr>
@@ -357,6 +357,23 @@
           <w:sz w:val="20"/>
         </w:rPr>
         <w:t>500,000+ daily transactions</w:t>
+      </w:r>
+      <w:r>
+        <w:rPr>
+          <w:rFonts w:ascii="Arial" w:hAnsi="Arial"/>
+          <w:color w:val="333333"/>
+          <w:sz w:val="20"/>
+        </w:rPr>
+        <w:t xml:space="preserve"> at a </w:t>
+      </w:r>
+      <w:r>
+        <w:rPr>
+          <w:rFonts w:ascii="Arial" w:hAnsi="Arial"/>
+          <w:b/>
+          <w:color w:val="111111"/>
+          <w:sz w:val="20"/>
+        </w:rPr>
+        <w:t>99% success rate</w:t>
       </w:r>
       <w:r>
         <w:rPr>
@@ -379,7 +396,24 @@
           <w:color w:val="333333"/>
           <w:sz w:val="20"/>
         </w:rPr>
-        <w:t xml:space="preserve">Secured APIs with </w:t>
+        <w:t xml:space="preserve">Cut authentication latency </w:t>
+      </w:r>
+      <w:r>
+        <w:rPr>
+          <w:rFonts w:ascii="Arial" w:hAnsi="Arial"/>
+          <w:b/>
+          <w:color w:val="111111"/>
+          <w:sz w:val="20"/>
+        </w:rPr>
+        <w:t>50%</w:t>
+      </w:r>
+      <w:r>
+        <w:rPr>
+          <w:rFonts w:ascii="Arial" w:hAnsi="Arial"/>
+          <w:color w:val="333333"/>
+          <w:sz w:val="20"/>
+        </w:rPr>
+        <w:t xml:space="preserve"> with </w:t>
       </w:r>
       <w:r>
         <w:rPr>
@@ -396,7 +430,7 @@
           <w:color w:val="333333"/>
           <w:sz w:val="20"/>
         </w:rPr>
-        <w:t xml:space="preserve"> authentication and role-based access control (</w:t>
+        <w:t xml:space="preserve">, </w:t>
       </w:r>
       <w:r>
         <w:rPr>
@@ -413,7 +447,7 @@
           <w:color w:val="333333"/>
           <w:sz w:val="20"/>
         </w:rPr>
-        <w:t>) plus OTP verification, halving authentication latency.</w:t>
+        <w:t xml:space="preserve"> and OTP verification.</w:t>
       </w:r>
     </w:p>
     <w:p>
@@ -428,7 +462,7 @@
           <w:color w:val="333333"/>
           <w:sz w:val="20"/>
         </w:rPr>
-        <w:t xml:space="preserve">Built an asynchronous task pipeline with </w:t>
+        <w:t xml:space="preserve">Pushed slow work off the request path with </w:t>
       </w:r>
       <w:r>
         <w:rPr>
@@ -479,7 +513,7 @@
           <w:color w:val="333333"/>
           <w:sz w:val="20"/>
         </w:rPr>
-        <w:t xml:space="preserve"> of processing bottlenecks under peak traffic.</w:t>
+        <w:t xml:space="preserve"> of the backlog that showed up at peak traffic.</w:t>
       </w:r>
     </w:p>
     <w:p>
@@ -494,7 +528,7 @@
           <w:color w:val="333333"/>
           <w:sz w:val="20"/>
         </w:rPr>
-        <w:t xml:space="preserve">Tuned </w:t>
+        <w:t xml:space="preserve">Partitioned and indexed the </w:t>
       </w:r>
       <w:r>
         <w:rPr>
@@ -528,7 +562,7 @@
           <w:color w:val="333333"/>
           <w:sz w:val="20"/>
         </w:rPr>
-        <w:t xml:space="preserve"> schemas with indexing and query partitioning, lowering transaction query latency by </w:t>
+        <w:t xml:space="preserve"> schemas, taking transaction query latency down </w:t>
       </w:r>
       <w:r>
         <w:rPr>
@@ -560,7 +594,7 @@
           <w:color w:val="333333"/>
           <w:sz w:val="20"/>
         </w:rPr>
-        <w:t xml:space="preserve">Streamed live transaction status through </w:t>
+        <w:t xml:space="preserve">Streamed live transaction status over </w:t>
       </w:r>
       <w:r>
         <w:rPr>
@@ -577,7 +611,7 @@
           <w:color w:val="333333"/>
           <w:sz w:val="20"/>
         </w:rPr>
-        <w:t xml:space="preserve">, delivering updates to monitoring clients in under </w:t>
+        <w:t xml:space="preserve"> — updates land in under </w:t>
       </w:r>
       <w:r>
         <w:rPr>
@@ -651,7 +685,7 @@
           <w:color w:val="333333"/>
           <w:sz w:val="20"/>
         </w:rPr>
-        <w:t xml:space="preserve">Developed a real-time workforce telemetry and geofencing system on </w:t>
+        <w:t xml:space="preserve">Built a workforce telemetry and geofencing system on </w:t>
       </w:r>
       <w:r>
         <w:rPr>
@@ -668,7 +702,7 @@
           <w:color w:val="333333"/>
           <w:sz w:val="20"/>
         </w:rPr>
-        <w:t xml:space="preserve"> and </w:t>
+        <w:t xml:space="preserve"> and async </w:t>
       </w:r>
       <w:r>
         <w:rPr>
@@ -685,7 +719,7 @@
           <w:color w:val="333333"/>
           <w:sz w:val="20"/>
         </w:rPr>
-        <w:t xml:space="preserve"> (asyncio), serving </w:t>
+        <w:t xml:space="preserve"> for </w:t>
       </w:r>
       <w:r>
         <w:rPr>
@@ -694,7 +728,7 @@
           <w:color w:val="111111"/>
           <w:sz w:val="20"/>
         </w:rPr>
-        <w:t>1,000+ active field agents</w:t>
+        <w:t>1,000+ field agents</w:t>
       </w:r>
       <w:r>
         <w:rPr>
@@ -717,7 +751,7 @@
           <w:color w:val="333333"/>
           <w:sz w:val="20"/>
         </w:rPr>
-        <w:t xml:space="preserve">Built a high-throughput asynchronous GPS ingestion API, sustaining </w:t>
+        <w:t xml:space="preserve">Held </w:t>
       </w:r>
       <w:r>
         <w:rPr>
@@ -726,7 +760,7 @@
           <w:color w:val="111111"/>
           <w:sz w:val="20"/>
         </w:rPr>
-        <w:t>10,000+ concurrent location pings at 99.9% uptime</w:t>
+        <w:t>99.9% uptime</w:t>
       </w:r>
       <w:r>
         <w:rPr>
@@ -734,7 +768,24 @@
           <w:color w:val="333333"/>
           <w:sz w:val="20"/>
         </w:rPr>
-        <w:t>.</w:t>
+        <w:t xml:space="preserve"> on the GPS ingestion API while it absorbed </w:t>
+      </w:r>
+      <w:r>
+        <w:rPr>
+          <w:rFonts w:ascii="Arial" w:hAnsi="Arial"/>
+          <w:b/>
+          <w:color w:val="111111"/>
+          <w:sz w:val="20"/>
+        </w:rPr>
+        <w:t>10,000+ concurrent</w:t>
+      </w:r>
+      <w:r>
+        <w:rPr>
+          <w:rFonts w:ascii="Arial" w:hAnsi="Arial"/>
+          <w:color w:val="333333"/>
+          <w:sz w:val="20"/>
+        </w:rPr>
+        <w:t xml:space="preserve"> location pings.</w:t>
       </w:r>
     </w:p>
     <w:p>
@@ -749,7 +800,7 @@
           <w:color w:val="333333"/>
           <w:sz w:val="20"/>
         </w:rPr>
-        <w:t xml:space="preserve">Delivered the live telemetry dashboard in </w:t>
+        <w:t xml:space="preserve">Wired the telemetry dashboard in </w:t>
       </w:r>
       <w:r>
         <w:rPr>
@@ -766,7 +817,7 @@
           <w:color w:val="333333"/>
           <w:sz w:val="20"/>
         </w:rPr>
-        <w:t xml:space="preserve"> against FastAPI WebSocket endpoints, cutting UI load times by </w:t>
+        <w:t xml:space="preserve"> to FastAPI WebSocket endpoints, </w:t>
       </w:r>
       <w:r>
         <w:rPr>
@@ -783,7 +834,7 @@
           <w:color w:val="333333"/>
           <w:sz w:val="20"/>
         </w:rPr>
-        <w:t>.</w:t>
+        <w:t xml:space="preserve"> quicker to load.</w:t>
       </w:r>
     </w:p>
     <w:p>

--- a/downloads/Akhilesh_Mishra_Python_Full_Stack.docx
+++ b/downloads/Akhilesh_Mishra_Python_Full_Stack.docx
@@ -75,7 +75,7 @@
           <w:color w:val="333333"/>
           <w:sz w:val="20"/>
         </w:rPr>
-        <w:t>Python full stack developer focused on asynchronous backends for high-volume FinTech. Django and Django REST Framework where the domain is CRUD-heavy, FastAPI where latency matters, Celery and Redis for whatever belongs off the request path. Currently on services clearing 500,000+ transactions a day for 2 million+ users, streaming live status over WebSockets in under 500ms. Reads the query plan before adding the index.</w:t>
+        <w:t>500,000+ transactions a day for 2 million+ users on India national e-governance platforms, served by Django REST Framework and async FastAPI services. Took transaction query p95 down 45% by partitioning and indexing PostgreSQL, cleared 35% of the peak backlog onto Celery and Redis workers, and streams live status over WebSockets in under 500ms. Reads the query plan before adding the index.</w:t>
       </w:r>
     </w:p>
     <w:p>
@@ -115,9 +115,7 @@
           <w:color w:val="333333"/>
           <w:sz w:val="20"/>
         </w:rPr>
-        <w:t>Core Python</w:t>
-        <w:br/>
-        <w:t xml:space="preserve">                    Python, Django, Django REST Framework, FastAPI, Celery, SQLAlchemy, asyncio</w:t>
+        <w:t>Python, Django, Django REST Framework, FastAPI, Flask, Celery, SQLAlchemy, Alembic, asyncio</w:t>
       </w:r>
     </w:p>
     <w:p>
@@ -139,9 +137,7 @@
           <w:color w:val="333333"/>
           <w:sz w:val="20"/>
         </w:rPr>
-        <w:t>APIs &amp; Security</w:t>
-        <w:br/>
-        <w:t xml:space="preserve">                    RESTful APIs, JWT authentication, OAuth, RBAC, FastAPI WebSockets, API versioning</w:t>
+        <w:t>RESTful APIs, OpenAPI/Swagger, JWT, OAuth 2.0, RBAC, rate limiting, idempotency keys, FastAPI WebSockets, API versioning</w:t>
       </w:r>
     </w:p>
     <w:p>
@@ -163,9 +159,7 @@
           <w:color w:val="333333"/>
           <w:sz w:val="20"/>
         </w:rPr>
-        <w:t>Data &amp; Messaging</w:t>
-        <w:br/>
-        <w:t xml:space="preserve">                    PostgreSQL, MySQL, SQLite, Redis, Celery queues, indexing, partitioning, query optimization</w:t>
+        <w:t>PostgreSQL, MySQL, Redis, Celery queues, covering indexes, partitioning, query plan analysis</w:t>
       </w:r>
     </w:p>
     <w:p>
@@ -179,7 +173,7 @@
           <w:color w:val="0C4F6B"/>
           <w:sz w:val="20"/>
         </w:rPr>
-        <w:t xml:space="preserve">Tooling &amp; Frontend </w:t>
+        <w:t xml:space="preserve">Testing &amp; DevOps </w:t>
       </w:r>
       <w:r>
         <w:rPr>
@@ -187,9 +181,7 @@
           <w:color w:val="333333"/>
           <w:sz w:val="20"/>
         </w:rPr>
-        <w:t>Tooling &amp; Frontend</w:t>
-        <w:br/>
-        <w:t xml:space="preserve">                    Git, GitHub, Docker, Linux, Postman, CI/CD, React.js, JavaScript (ES6+), HTML5, CSS3</w:t>
+        <w:t>pytest, Docker, Kubernetes, GitHub Actions CI/CD, Linux, Postman, Prometheus, Grafana, React.js, JavaScript (ES6+)</w:t>
       </w:r>
     </w:p>
     <w:p>
@@ -264,7 +256,271 @@
           <w:color w:val="333333"/>
           <w:sz w:val="20"/>
         </w:rPr>
-        <w:t xml:space="preserve">Moved monolithic web services onto async </w:t>
+        <w:t xml:space="preserve">Scaled AEPS, MATM and VATM orchestration to </w:t>
+      </w:r>
+      <w:r>
+        <w:rPr>
+          <w:rFonts w:ascii="Arial" w:hAnsi="Arial"/>
+          <w:b/>
+          <w:color w:val="111111"/>
+          <w:sz w:val="20"/>
+        </w:rPr>
+        <w:t>500,000+ daily transactions</w:t>
+      </w:r>
+      <w:r>
+        <w:rPr>
+          <w:rFonts w:ascii="Arial" w:hAnsi="Arial"/>
+          <w:color w:val="333333"/>
+          <w:sz w:val="20"/>
+        </w:rPr>
+        <w:t xml:space="preserve"> at a </w:t>
+      </w:r>
+      <w:r>
+        <w:rPr>
+          <w:rFonts w:ascii="Arial" w:hAnsi="Arial"/>
+          <w:b/>
+          <w:color w:val="111111"/>
+          <w:sz w:val="20"/>
+        </w:rPr>
+        <w:t>99% success rate</w:t>
+      </w:r>
+      <w:r>
+        <w:rPr>
+          <w:rFonts w:ascii="Arial" w:hAnsi="Arial"/>
+          <w:color w:val="333333"/>
+          <w:sz w:val="20"/>
+        </w:rPr>
+        <w:t xml:space="preserve">, by making the </w:t>
+      </w:r>
+      <w:r>
+        <w:rPr>
+          <w:rFonts w:ascii="Arial" w:hAnsi="Arial"/>
+          <w:b/>
+          <w:color w:val="111111"/>
+          <w:sz w:val="20"/>
+        </w:rPr>
+        <w:t>Django REST Framework</w:t>
+      </w:r>
+      <w:r>
+        <w:rPr>
+          <w:rFonts w:ascii="Arial" w:hAnsi="Arial"/>
+          <w:color w:val="333333"/>
+          <w:sz w:val="20"/>
+        </w:rPr>
+        <w:t xml:space="preserve"> payment path idempotent with request keys, backoff retries and nightly reconciliation.</w:t>
+      </w:r>
+    </w:p>
+    <w:p>
+      <w:pPr>
+        <w:pStyle w:val="ListBullet"/>
+        <w:spacing w:before="0" w:after="40"/>
+        <w:ind w:left="288"/>
+      </w:pPr>
+      <w:r>
+        <w:rPr>
+          <w:rFonts w:ascii="Arial" w:hAnsi="Arial"/>
+          <w:color w:val="333333"/>
+          <w:sz w:val="20"/>
+        </w:rPr>
+        <w:t xml:space="preserve">Took transaction query p95 down </w:t>
+      </w:r>
+      <w:r>
+        <w:rPr>
+          <w:rFonts w:ascii="Arial" w:hAnsi="Arial"/>
+          <w:b/>
+          <w:color w:val="111111"/>
+          <w:sz w:val="20"/>
+        </w:rPr>
+        <w:t>45%</w:t>
+      </w:r>
+      <w:r>
+        <w:rPr>
+          <w:rFonts w:ascii="Arial" w:hAnsi="Arial"/>
+          <w:color w:val="333333"/>
+          <w:sz w:val="20"/>
+        </w:rPr>
+        <w:t xml:space="preserve"> across </w:t>
+      </w:r>
+      <w:r>
+        <w:rPr>
+          <w:rFonts w:ascii="Arial" w:hAnsi="Arial"/>
+          <w:b/>
+          <w:color w:val="111111"/>
+          <w:sz w:val="20"/>
+        </w:rPr>
+        <w:t>PostgreSQL</w:t>
+      </w:r>
+      <w:r>
+        <w:rPr>
+          <w:rFonts w:ascii="Arial" w:hAnsi="Arial"/>
+          <w:color w:val="333333"/>
+          <w:sz w:val="20"/>
+        </w:rPr>
+        <w:t xml:space="preserve"> and </w:t>
+      </w:r>
+      <w:r>
+        <w:rPr>
+          <w:rFonts w:ascii="Arial" w:hAnsi="Arial"/>
+          <w:b/>
+          <w:color w:val="111111"/>
+          <w:sz w:val="20"/>
+        </w:rPr>
+        <w:t>MySQL</w:t>
+      </w:r>
+      <w:r>
+        <w:rPr>
+          <w:rFonts w:ascii="Arial" w:hAnsi="Arial"/>
+          <w:color w:val="333333"/>
+          <w:sz w:val="20"/>
+        </w:rPr>
+        <w:t>, by partitioning the hot tables and adding covering indexes chosen from the query plan.</w:t>
+      </w:r>
+    </w:p>
+    <w:p>
+      <w:pPr>
+        <w:pStyle w:val="ListBullet"/>
+        <w:spacing w:before="0" w:after="40"/>
+        <w:ind w:left="288"/>
+      </w:pPr>
+      <w:r>
+        <w:rPr>
+          <w:rFonts w:ascii="Arial" w:hAnsi="Arial"/>
+          <w:color w:val="333333"/>
+          <w:sz w:val="20"/>
+        </w:rPr>
+        <w:t xml:space="preserve">Cleared </w:t>
+      </w:r>
+      <w:r>
+        <w:rPr>
+          <w:rFonts w:ascii="Arial" w:hAnsi="Arial"/>
+          <w:b/>
+          <w:color w:val="111111"/>
+          <w:sz w:val="20"/>
+        </w:rPr>
+        <w:t>35%</w:t>
+      </w:r>
+      <w:r>
+        <w:rPr>
+          <w:rFonts w:ascii="Arial" w:hAnsi="Arial"/>
+          <w:color w:val="333333"/>
+          <w:sz w:val="20"/>
+        </w:rPr>
+        <w:t xml:space="preserve"> of the peak-traffic backlog, by moving slow work off the request path onto </w:t>
+      </w:r>
+      <w:r>
+        <w:rPr>
+          <w:rFonts w:ascii="Arial" w:hAnsi="Arial"/>
+          <w:b/>
+          <w:color w:val="111111"/>
+          <w:sz w:val="20"/>
+        </w:rPr>
+        <w:t>Celery</w:t>
+      </w:r>
+      <w:r>
+        <w:rPr>
+          <w:rFonts w:ascii="Arial" w:hAnsi="Arial"/>
+          <w:color w:val="333333"/>
+          <w:sz w:val="20"/>
+        </w:rPr>
+        <w:t xml:space="preserve"> workers with </w:t>
+      </w:r>
+      <w:r>
+        <w:rPr>
+          <w:rFonts w:ascii="Arial" w:hAnsi="Arial"/>
+          <w:b/>
+          <w:color w:val="111111"/>
+          <w:sz w:val="20"/>
+        </w:rPr>
+        <w:t>Redis</w:t>
+      </w:r>
+      <w:r>
+        <w:rPr>
+          <w:rFonts w:ascii="Arial" w:hAnsi="Arial"/>
+          <w:color w:val="333333"/>
+          <w:sz w:val="20"/>
+        </w:rPr>
+        <w:t xml:space="preserve"> broking and idempotent task retries.</w:t>
+      </w:r>
+    </w:p>
+    <w:p>
+      <w:pPr>
+        <w:pStyle w:val="ListBullet"/>
+        <w:spacing w:before="0" w:after="40"/>
+        <w:ind w:left="288"/>
+      </w:pPr>
+      <w:r>
+        <w:rPr>
+          <w:rFonts w:ascii="Arial" w:hAnsi="Arial"/>
+          <w:color w:val="333333"/>
+          <w:sz w:val="20"/>
+        </w:rPr>
+        <w:t xml:space="preserve">Delivered live transaction status in under </w:t>
+      </w:r>
+      <w:r>
+        <w:rPr>
+          <w:rFonts w:ascii="Arial" w:hAnsi="Arial"/>
+          <w:b/>
+          <w:color w:val="111111"/>
+          <w:sz w:val="20"/>
+        </w:rPr>
+        <w:t>500ms</w:t>
+      </w:r>
+      <w:r>
+        <w:rPr>
+          <w:rFonts w:ascii="Arial" w:hAnsi="Arial"/>
+          <w:color w:val="333333"/>
+          <w:sz w:val="20"/>
+        </w:rPr>
+        <w:t xml:space="preserve">, by streaming updates over </w:t>
+      </w:r>
+      <w:r>
+        <w:rPr>
+          <w:rFonts w:ascii="Arial" w:hAnsi="Arial"/>
+          <w:b/>
+          <w:color w:val="111111"/>
+          <w:sz w:val="20"/>
+        </w:rPr>
+        <w:t>FastAPI WebSockets</w:t>
+      </w:r>
+      <w:r>
+        <w:rPr>
+          <w:rFonts w:ascii="Arial" w:hAnsi="Arial"/>
+          <w:color w:val="333333"/>
+          <w:sz w:val="20"/>
+        </w:rPr>
+        <w:t xml:space="preserve"> instead of client polling.</w:t>
+      </w:r>
+    </w:p>
+    <w:p>
+      <w:pPr>
+        <w:pStyle w:val="ListBullet"/>
+        <w:spacing w:before="0" w:after="40"/>
+        <w:ind w:left="288"/>
+      </w:pPr>
+      <w:r>
+        <w:rPr>
+          <w:rFonts w:ascii="Arial" w:hAnsi="Arial"/>
+          <w:color w:val="333333"/>
+          <w:sz w:val="20"/>
+        </w:rPr>
+        <w:t xml:space="preserve">Contained a bad release to one service instead of the whole portal for </w:t>
+      </w:r>
+      <w:r>
+        <w:rPr>
+          <w:rFonts w:ascii="Arial" w:hAnsi="Arial"/>
+          <w:b/>
+          <w:color w:val="111111"/>
+          <w:sz w:val="20"/>
+        </w:rPr>
+        <w:t>2 million+ users</w:t>
+      </w:r>
+      <w:r>
+        <w:rPr>
+          <w:rFonts w:ascii="Arial" w:hAnsi="Arial"/>
+          <w:color w:val="333333"/>
+          <w:sz w:val="20"/>
+        </w:rPr>
+        <w:t xml:space="preserve">, by moving monolithic web services onto async </w:t>
       </w:r>
       <w:r>
         <w:rPr>
@@ -298,90 +554,7 @@
           <w:color w:val="333333"/>
           <w:sz w:val="20"/>
         </w:rPr>
-        <w:t xml:space="preserve"> microservices serving </w:t>
-      </w:r>
-      <w:r>
-        <w:rPr>
-          <w:rFonts w:ascii="Arial" w:hAnsi="Arial"/>
-          <w:b/>
-          <w:color w:val="111111"/>
-          <w:sz w:val="20"/>
-        </w:rPr>
-        <w:t>2 million+ users</w:t>
-      </w:r>
-      <w:r>
-        <w:rPr>
-          <w:rFonts w:ascii="Arial" w:hAnsi="Arial"/>
-          <w:color w:val="333333"/>
-          <w:sz w:val="20"/>
-        </w:rPr>
-        <w:t>.</w:t>
-      </w:r>
-    </w:p>
-    <w:p>
-      <w:pPr>
-        <w:pStyle w:val="ListBullet"/>
-        <w:spacing w:before="0" w:after="40"/>
-        <w:ind w:left="288"/>
-      </w:pPr>
-      <w:r>
-        <w:rPr>
-          <w:rFonts w:ascii="Arial" w:hAnsi="Arial"/>
-          <w:color w:val="333333"/>
-          <w:sz w:val="20"/>
-        </w:rPr>
-        <w:t xml:space="preserve">Scaled AEPS, MATM and VATM orchestration on </w:t>
-      </w:r>
-      <w:r>
-        <w:rPr>
-          <w:rFonts w:ascii="Arial" w:hAnsi="Arial"/>
-          <w:b/>
-          <w:color w:val="111111"/>
-          <w:sz w:val="20"/>
-        </w:rPr>
-        <w:t>Django REST Framework</w:t>
-      </w:r>
-      <w:r>
-        <w:rPr>
-          <w:rFonts w:ascii="Arial" w:hAnsi="Arial"/>
-          <w:color w:val="333333"/>
-          <w:sz w:val="20"/>
-        </w:rPr>
-        <w:t xml:space="preserve"> to </w:t>
-      </w:r>
-      <w:r>
-        <w:rPr>
-          <w:rFonts w:ascii="Arial" w:hAnsi="Arial"/>
-          <w:b/>
-          <w:color w:val="111111"/>
-          <w:sz w:val="20"/>
-        </w:rPr>
-        <w:t>500,000+ daily transactions</w:t>
-      </w:r>
-      <w:r>
-        <w:rPr>
-          <w:rFonts w:ascii="Arial" w:hAnsi="Arial"/>
-          <w:color w:val="333333"/>
-          <w:sz w:val="20"/>
-        </w:rPr>
-        <w:t xml:space="preserve"> at a </w:t>
-      </w:r>
-      <w:r>
-        <w:rPr>
-          <w:rFonts w:ascii="Arial" w:hAnsi="Arial"/>
-          <w:b/>
-          <w:color w:val="111111"/>
-          <w:sz w:val="20"/>
-        </w:rPr>
-        <w:t>99% success rate</w:t>
-      </w:r>
-      <w:r>
-        <w:rPr>
-          <w:rFonts w:ascii="Arial" w:hAnsi="Arial"/>
-          <w:color w:val="333333"/>
-          <w:sz w:val="20"/>
-        </w:rPr>
-        <w:t>.</w:t>
+        <w:t xml:space="preserve"> microservices behind a versioned REST gateway.</w:t>
       </w:r>
     </w:p>
     <w:p>
@@ -413,7 +586,7 @@
           <w:color w:val="333333"/>
           <w:sz w:val="20"/>
         </w:rPr>
-        <w:t xml:space="preserve"> with </w:t>
+        <w:t xml:space="preserve">, by issuing </w:t>
       </w:r>
       <w:r>
         <w:rPr>
@@ -430,7 +603,7 @@
           <w:color w:val="333333"/>
           <w:sz w:val="20"/>
         </w:rPr>
-        <w:t xml:space="preserve">, </w:t>
+        <w:t xml:space="preserve"> access/refresh pairs with </w:t>
       </w:r>
       <w:r>
         <w:rPr>
@@ -447,7 +620,66 @@
           <w:color w:val="333333"/>
           <w:sz w:val="20"/>
         </w:rPr>
-        <w:t xml:space="preserve"> and OTP verification.</w:t>
+        <w:t xml:space="preserve"> claims and caching OTP verification state in </w:t>
+      </w:r>
+      <w:r>
+        <w:rPr>
+          <w:rFonts w:ascii="Arial" w:hAnsi="Arial"/>
+          <w:b/>
+          <w:color w:val="111111"/>
+          <w:sz w:val="20"/>
+        </w:rPr>
+        <w:t>Redis</w:t>
+      </w:r>
+      <w:r>
+        <w:rPr>
+          <w:rFonts w:ascii="Arial" w:hAnsi="Arial"/>
+          <w:color w:val="333333"/>
+          <w:sz w:val="20"/>
+        </w:rPr>
+        <w:t>.</w:t>
+      </w:r>
+    </w:p>
+    <w:p>
+      <w:pPr>
+        <w:keepNext/>
+        <w:spacing w:before="120" w:after="20"/>
+      </w:pPr>
+      <w:r>
+        <w:rPr>
+          <w:rFonts w:ascii="Arial" w:hAnsi="Arial"/>
+          <w:b/>
+          <w:color w:val="1A1A1A"/>
+          <w:sz w:val="21"/>
+        </w:rPr>
+        <w:t>Software Engineer (Contract)</w:t>
+      </w:r>
+      <w:r>
+        <w:t xml:space="preserve">   |   </w:t>
+      </w:r>
+      <w:r>
+        <w:rPr>
+          <w:rFonts w:ascii="Arial" w:hAnsi="Arial"/>
+          <w:b/>
+          <w:color w:val="0056B3"/>
+          <w:sz w:val="21"/>
+        </w:rPr>
+        <w:t>Independent Client Engagement</w:t>
+      </w:r>
+    </w:p>
+    <w:p>
+      <w:pPr>
+        <w:keepNext/>
+        <w:spacing w:before="0" w:after="60"/>
+      </w:pPr>
+      <w:r>
+        <w:rPr>
+          <w:rFonts w:ascii="Arial" w:hAnsi="Arial"/>
+          <w:i/>
+          <w:color w:val="555555"/>
+          <w:sz w:val="19"/>
+        </w:rPr>
+        <w:t>06/2023 – 11/2023   |   Remote, India   |   Real-Time Telemetry &amp; Geofencing Platform</w:t>
       </w:r>
     </w:p>
     <w:p>
@@ -462,7 +694,124 @@
           <w:color w:val="333333"/>
           <w:sz w:val="20"/>
         </w:rPr>
-        <w:t xml:space="preserve">Pushed slow work off the request path with </w:t>
+        <w:t xml:space="preserve">Built a workforce telemetry and geofencing system for </w:t>
+      </w:r>
+      <w:r>
+        <w:rPr>
+          <w:rFonts w:ascii="Arial" w:hAnsi="Arial"/>
+          <w:b/>
+          <w:color w:val="111111"/>
+          <w:sz w:val="20"/>
+        </w:rPr>
+        <w:t>1,000+ field agents</w:t>
+      </w:r>
+      <w:r>
+        <w:rPr>
+          <w:rFonts w:ascii="Arial" w:hAnsi="Arial"/>
+          <w:color w:val="333333"/>
+          <w:sz w:val="20"/>
+        </w:rPr>
+        <w:t xml:space="preserve"> end to end, on </w:t>
+      </w:r>
+      <w:r>
+        <w:rPr>
+          <w:rFonts w:ascii="Arial" w:hAnsi="Arial"/>
+          <w:b/>
+          <w:color w:val="111111"/>
+          <w:sz w:val="20"/>
+        </w:rPr>
+        <w:t>FastAPI</w:t>
+      </w:r>
+      <w:r>
+        <w:rPr>
+          <w:rFonts w:ascii="Arial" w:hAnsi="Arial"/>
+          <w:color w:val="333333"/>
+          <w:sz w:val="20"/>
+        </w:rPr>
+        <w:t xml:space="preserve"> and async </w:t>
+      </w:r>
+      <w:r>
+        <w:rPr>
+          <w:rFonts w:ascii="Arial" w:hAnsi="Arial"/>
+          <w:b/>
+          <w:color w:val="111111"/>
+          <w:sz w:val="20"/>
+        </w:rPr>
+        <w:t>SQLAlchemy</w:t>
+      </w:r>
+      <w:r>
+        <w:rPr>
+          <w:rFonts w:ascii="Arial" w:hAnsi="Arial"/>
+          <w:color w:val="333333"/>
+          <w:sz w:val="20"/>
+        </w:rPr>
+        <w:t xml:space="preserve"> with </w:t>
+      </w:r>
+      <w:r>
+        <w:rPr>
+          <w:rFonts w:ascii="Arial" w:hAnsi="Arial"/>
+          <w:b/>
+          <w:color w:val="111111"/>
+          <w:sz w:val="20"/>
+        </w:rPr>
+        <w:t>Alembic</w:t>
+      </w:r>
+      <w:r>
+        <w:rPr>
+          <w:rFonts w:ascii="Arial" w:hAnsi="Arial"/>
+          <w:color w:val="333333"/>
+          <w:sz w:val="20"/>
+        </w:rPr>
+        <w:t xml:space="preserve"> migrations.</w:t>
+      </w:r>
+    </w:p>
+    <w:p>
+      <w:pPr>
+        <w:pStyle w:val="ListBullet"/>
+        <w:spacing w:before="0" w:after="40"/>
+        <w:ind w:left="288"/>
+      </w:pPr>
+      <w:r>
+        <w:rPr>
+          <w:rFonts w:ascii="Arial" w:hAnsi="Arial"/>
+          <w:color w:val="333333"/>
+          <w:sz w:val="20"/>
+        </w:rPr>
+        <w:t xml:space="preserve">Held </w:t>
+      </w:r>
+      <w:r>
+        <w:rPr>
+          <w:rFonts w:ascii="Arial" w:hAnsi="Arial"/>
+          <w:b/>
+          <w:color w:val="111111"/>
+          <w:sz w:val="20"/>
+        </w:rPr>
+        <w:t>99.9% uptime</w:t>
+      </w:r>
+      <w:r>
+        <w:rPr>
+          <w:rFonts w:ascii="Arial" w:hAnsi="Arial"/>
+          <w:color w:val="333333"/>
+          <w:sz w:val="20"/>
+        </w:rPr>
+        <w:t xml:space="preserve"> while absorbing </w:t>
+      </w:r>
+      <w:r>
+        <w:rPr>
+          <w:rFonts w:ascii="Arial" w:hAnsi="Arial"/>
+          <w:b/>
+          <w:color w:val="111111"/>
+          <w:sz w:val="20"/>
+        </w:rPr>
+        <w:t>10,000+ concurrent</w:t>
+      </w:r>
+      <w:r>
+        <w:rPr>
+          <w:rFonts w:ascii="Arial" w:hAnsi="Arial"/>
+          <w:color w:val="333333"/>
+          <w:sz w:val="20"/>
+        </w:rPr>
+        <w:t xml:space="preserve"> location pings, by batching writes through a </w:t>
       </w:r>
       <w:r>
         <w:rPr>
@@ -496,24 +845,7 @@
           <w:color w:val="333333"/>
           <w:sz w:val="20"/>
         </w:rPr>
-        <w:t xml:space="preserve">, clearing </w:t>
-      </w:r>
-      <w:r>
-        <w:rPr>
-          <w:rFonts w:ascii="Arial" w:hAnsi="Arial"/>
-          <w:b/>
-          <w:color w:val="111111"/>
-          <w:sz w:val="20"/>
-        </w:rPr>
-        <w:t>35%</w:t>
-      </w:r>
-      <w:r>
-        <w:rPr>
-          <w:rFonts w:ascii="Arial" w:hAnsi="Arial"/>
-          <w:color w:val="333333"/>
-          <w:sz w:val="20"/>
-        </w:rPr>
-        <w:t xml:space="preserve"> of the backlog that showed up at peak traffic.</w:t>
+        <w:t xml:space="preserve"> ingestion pipeline.</w:t>
       </w:r>
     </w:p>
     <w:p>
@@ -528,7 +860,7 @@
           <w:color w:val="333333"/>
           <w:sz w:val="20"/>
         </w:rPr>
-        <w:t xml:space="preserve">Partitioned and indexed the </w:t>
+        <w:t xml:space="preserve">Brought dashboard load time down </w:t>
       </w:r>
       <w:r>
         <w:rPr>
@@ -537,7 +869,7 @@
           <w:color w:val="111111"/>
           <w:sz w:val="20"/>
         </w:rPr>
-        <w:t>PostgreSQL</w:t>
+        <w:t>30%</w:t>
       </w:r>
       <w:r>
         <w:rPr>
@@ -545,262 +877,7 @@
           <w:color w:val="333333"/>
           <w:sz w:val="20"/>
         </w:rPr>
-        <w:t xml:space="preserve"> and </w:t>
-      </w:r>
-      <w:r>
-        <w:rPr>
-          <w:rFonts w:ascii="Arial" w:hAnsi="Arial"/>
-          <w:b/>
-          <w:color w:val="111111"/>
-          <w:sz w:val="20"/>
-        </w:rPr>
-        <w:t>MySQL</w:t>
-      </w:r>
-      <w:r>
-        <w:rPr>
-          <w:rFonts w:ascii="Arial" w:hAnsi="Arial"/>
-          <w:color w:val="333333"/>
-          <w:sz w:val="20"/>
-        </w:rPr>
-        <w:t xml:space="preserve"> schemas, taking transaction query latency down </w:t>
-      </w:r>
-      <w:r>
-        <w:rPr>
-          <w:rFonts w:ascii="Arial" w:hAnsi="Arial"/>
-          <w:b/>
-          <w:color w:val="111111"/>
-          <w:sz w:val="20"/>
-        </w:rPr>
-        <w:t>45%</w:t>
-      </w:r>
-      <w:r>
-        <w:rPr>
-          <w:rFonts w:ascii="Arial" w:hAnsi="Arial"/>
-          <w:color w:val="333333"/>
-          <w:sz w:val="20"/>
-        </w:rPr>
-        <w:t>.</w:t>
-      </w:r>
-    </w:p>
-    <w:p>
-      <w:pPr>
-        <w:pStyle w:val="ListBullet"/>
-        <w:spacing w:before="0" w:after="40"/>
-        <w:ind w:left="288"/>
-      </w:pPr>
-      <w:r>
-        <w:rPr>
-          <w:rFonts w:ascii="Arial" w:hAnsi="Arial"/>
-          <w:color w:val="333333"/>
-          <w:sz w:val="20"/>
-        </w:rPr>
-        <w:t xml:space="preserve">Streamed live transaction status over </w:t>
-      </w:r>
-      <w:r>
-        <w:rPr>
-          <w:rFonts w:ascii="Arial" w:hAnsi="Arial"/>
-          <w:b/>
-          <w:color w:val="111111"/>
-          <w:sz w:val="20"/>
-        </w:rPr>
-        <w:t>FastAPI WebSockets</w:t>
-      </w:r>
-      <w:r>
-        <w:rPr>
-          <w:rFonts w:ascii="Arial" w:hAnsi="Arial"/>
-          <w:color w:val="333333"/>
-          <w:sz w:val="20"/>
-        </w:rPr>
-        <w:t xml:space="preserve"> — updates land in under </w:t>
-      </w:r>
-      <w:r>
-        <w:rPr>
-          <w:rFonts w:ascii="Arial" w:hAnsi="Arial"/>
-          <w:b/>
-          <w:color w:val="111111"/>
-          <w:sz w:val="20"/>
-        </w:rPr>
-        <w:t>500ms</w:t>
-      </w:r>
-      <w:r>
-        <w:rPr>
-          <w:rFonts w:ascii="Arial" w:hAnsi="Arial"/>
-          <w:color w:val="333333"/>
-          <w:sz w:val="20"/>
-        </w:rPr>
-        <w:t>.</w:t>
-      </w:r>
-    </w:p>
-    <w:p>
-      <w:pPr>
-        <w:keepNext/>
-        <w:spacing w:before="120" w:after="20"/>
-      </w:pPr>
-      <w:r>
-        <w:rPr>
-          <w:rFonts w:ascii="Arial" w:hAnsi="Arial"/>
-          <w:b/>
-          <w:color w:val="1A1A1A"/>
-          <w:sz w:val="21"/>
-        </w:rPr>
-        <w:t>Freelance Software Engineer</w:t>
-      </w:r>
-      <w:r>
-        <w:t xml:space="preserve">   |   </w:t>
-      </w:r>
-      <w:r>
-        <w:rPr>
-          <w:rFonts w:ascii="Arial" w:hAnsi="Arial"/>
-          <w:b/>
-          <w:color w:val="0056B3"/>
-          <w:sz w:val="21"/>
-        </w:rPr>
-        <w:t>Workforce Telemetry &amp; Operations</w:t>
-      </w:r>
-    </w:p>
-    <w:p>
-      <w:pPr>
-        <w:keepNext/>
-        <w:spacing w:before="0" w:after="60"/>
-      </w:pPr>
-      <w:r>
-        <w:rPr>
-          <w:rFonts w:ascii="Arial" w:hAnsi="Arial"/>
-          <w:i/>
-          <w:color w:val="555555"/>
-          <w:sz w:val="19"/>
-        </w:rPr>
-        <w:t>06/2023 – 11/2023   |   Remote, India   |   Real-Time Telemetry &amp; Geofencing Platform</w:t>
-      </w:r>
-    </w:p>
-    <w:p>
-      <w:pPr>
-        <w:pStyle w:val="ListBullet"/>
-        <w:spacing w:before="0" w:after="40"/>
-        <w:ind w:left="288"/>
-      </w:pPr>
-      <w:r>
-        <w:rPr>
-          <w:rFonts w:ascii="Arial" w:hAnsi="Arial"/>
-          <w:color w:val="333333"/>
-          <w:sz w:val="20"/>
-        </w:rPr>
-        <w:t xml:space="preserve">Built a workforce telemetry and geofencing system on </w:t>
-      </w:r>
-      <w:r>
-        <w:rPr>
-          <w:rFonts w:ascii="Arial" w:hAnsi="Arial"/>
-          <w:b/>
-          <w:color w:val="111111"/>
-          <w:sz w:val="20"/>
-        </w:rPr>
-        <w:t>FastAPI</w:t>
-      </w:r>
-      <w:r>
-        <w:rPr>
-          <w:rFonts w:ascii="Arial" w:hAnsi="Arial"/>
-          <w:color w:val="333333"/>
-          <w:sz w:val="20"/>
-        </w:rPr>
-        <w:t xml:space="preserve"> and async </w:t>
-      </w:r>
-      <w:r>
-        <w:rPr>
-          <w:rFonts w:ascii="Arial" w:hAnsi="Arial"/>
-          <w:b/>
-          <w:color w:val="111111"/>
-          <w:sz w:val="20"/>
-        </w:rPr>
-        <w:t>SQLAlchemy</w:t>
-      </w:r>
-      <w:r>
-        <w:rPr>
-          <w:rFonts w:ascii="Arial" w:hAnsi="Arial"/>
-          <w:color w:val="333333"/>
-          <w:sz w:val="20"/>
-        </w:rPr>
-        <w:t xml:space="preserve"> for </w:t>
-      </w:r>
-      <w:r>
-        <w:rPr>
-          <w:rFonts w:ascii="Arial" w:hAnsi="Arial"/>
-          <w:b/>
-          <w:color w:val="111111"/>
-          <w:sz w:val="20"/>
-        </w:rPr>
-        <w:t>1,000+ field agents</w:t>
-      </w:r>
-      <w:r>
-        <w:rPr>
-          <w:rFonts w:ascii="Arial" w:hAnsi="Arial"/>
-          <w:color w:val="333333"/>
-          <w:sz w:val="20"/>
-        </w:rPr>
-        <w:t>.</w:t>
-      </w:r>
-    </w:p>
-    <w:p>
-      <w:pPr>
-        <w:pStyle w:val="ListBullet"/>
-        <w:spacing w:before="0" w:after="40"/>
-        <w:ind w:left="288"/>
-      </w:pPr>
-      <w:r>
-        <w:rPr>
-          <w:rFonts w:ascii="Arial" w:hAnsi="Arial"/>
-          <w:color w:val="333333"/>
-          <w:sz w:val="20"/>
-        </w:rPr>
-        <w:t xml:space="preserve">Held </w:t>
-      </w:r>
-      <w:r>
-        <w:rPr>
-          <w:rFonts w:ascii="Arial" w:hAnsi="Arial"/>
-          <w:b/>
-          <w:color w:val="111111"/>
-          <w:sz w:val="20"/>
-        </w:rPr>
-        <w:t>99.9% uptime</w:t>
-      </w:r>
-      <w:r>
-        <w:rPr>
-          <w:rFonts w:ascii="Arial" w:hAnsi="Arial"/>
-          <w:color w:val="333333"/>
-          <w:sz w:val="20"/>
-        </w:rPr>
-        <w:t xml:space="preserve"> on the GPS ingestion API while it absorbed </w:t>
-      </w:r>
-      <w:r>
-        <w:rPr>
-          <w:rFonts w:ascii="Arial" w:hAnsi="Arial"/>
-          <w:b/>
-          <w:color w:val="111111"/>
-          <w:sz w:val="20"/>
-        </w:rPr>
-        <w:t>10,000+ concurrent</w:t>
-      </w:r>
-      <w:r>
-        <w:rPr>
-          <w:rFonts w:ascii="Arial" w:hAnsi="Arial"/>
-          <w:color w:val="333333"/>
-          <w:sz w:val="20"/>
-        </w:rPr>
-        <w:t xml:space="preserve"> location pings.</w:t>
-      </w:r>
-    </w:p>
-    <w:p>
-      <w:pPr>
-        <w:pStyle w:val="ListBullet"/>
-        <w:spacing w:before="0" w:after="40"/>
-        <w:ind w:left="288"/>
-      </w:pPr>
-      <w:r>
-        <w:rPr>
-          <w:rFonts w:ascii="Arial" w:hAnsi="Arial"/>
-          <w:color w:val="333333"/>
-          <w:sz w:val="20"/>
-        </w:rPr>
-        <w:t xml:space="preserve">Wired the telemetry dashboard in </w:t>
+        <w:t xml:space="preserve">, by wiring the </w:t>
       </w:r>
       <w:r>
         <w:rPr>
@@ -817,7 +894,7 @@
           <w:color w:val="333333"/>
           <w:sz w:val="20"/>
         </w:rPr>
-        <w:t xml:space="preserve"> to FastAPI WebSocket endpoints, </w:t>
+        <w:t xml:space="preserve"> telemetry view to </w:t>
       </w:r>
       <w:r>
         <w:rPr>
@@ -826,7 +903,7 @@
           <w:color w:val="111111"/>
           <w:sz w:val="20"/>
         </w:rPr>
-        <w:t>30%</w:t>
+        <w:t>FastAPI WebSocket</w:t>
       </w:r>
       <w:r>
         <w:rPr>
@@ -834,7 +911,7 @@
           <w:color w:val="333333"/>
           <w:sz w:val="20"/>
         </w:rPr>
-        <w:t xml:space="preserve"> quicker to load.</w:t>
+        <w:t xml:space="preserve"> endpoints instead of polling.</w:t>
       </w:r>
     </w:p>
     <w:p>
@@ -886,7 +963,8 @@
                 <w:color w:val="1A1A1A"/>
                 <w:sz w:val="21"/>
               </w:rPr>
-              <w:t>Facial Recognition Attendance System\n</w:t>
+              <w:t>DigiPay API Platform</w:t>
+              <w:br/>
             </w:r>
             <w:r>
               <w:rPr>
@@ -894,7 +972,96 @@
                 <w:color w:val="333333"/>
                 <w:sz w:val="19"/>
               </w:rPr>
-              <w:t>Automated attendance tracking in Python with OpenCV (Haar Cascade and LBPH) face recognition, MySQL persistence, and Pandas-generated Excel reports.\n</w:t>
+              <w:t>FastAPI service with versioned routers, correlation-ID request tracing, auth and rate-limit middleware and a documented deprecation policy, packaged with Docker and a CI pipeline. github.com/GitHub-akhilesh/Django_apis_digipay</w:t>
+              <w:br/>
+            </w:r>
+            <w:r>
+              <w:rPr>
+                <w:rFonts w:ascii="Arial" w:hAnsi="Arial"/>
+                <w:i/>
+                <w:color w:val="718096"/>
+                <w:sz w:val="17"/>
+              </w:rPr>
+              <w:t>STACK: Python / FastAPI / PostgreSQL / Docker / GitHub Actions</w:t>
+            </w:r>
+          </w:p>
+        </w:tc>
+        <w:tc>
+          <w:tcPr>
+            <w:tcW w:type="dxa" w:w="5400"/>
+          </w:tcPr>
+          <w:p>
+            <w:pPr>
+              <w:spacing w:before="0" w:after="0"/>
+            </w:pPr>
+          </w:p>
+          <w:p>
+            <w:pPr>
+              <w:spacing w:before="120" w:after="120"/>
+            </w:pPr>
+            <w:r>
+              <w:rPr>
+                <w:rFonts w:ascii="Arial" w:hAnsi="Arial"/>
+                <w:b/>
+                <w:color w:val="1A1A1A"/>
+                <w:sz w:val="21"/>
+              </w:rPr>
+              <w:t>Polyglot Task Microservices</w:t>
+              <w:br/>
+            </w:r>
+            <w:r>
+              <w:rPr>
+                <w:rFonts w:ascii="Arial" w:hAnsi="Arial"/>
+                <w:color w:val="333333"/>
+                <w:sz w:val="19"/>
+              </w:rPr>
+              <w:t>Django REST API, Flask utility service and FastAPI notification service running side by side under Docker Compose with Kubernetes manifests, fronted by a React web client. github.com/GitHub-akhilesh/To-do-list-app</w:t>
+              <w:br/>
+            </w:r>
+            <w:r>
+              <w:rPr>
+                <w:rFonts w:ascii="Arial" w:hAnsi="Arial"/>
+                <w:i/>
+                <w:color w:val="718096"/>
+                <w:sz w:val="17"/>
+              </w:rPr>
+              <w:t>STACK: Python / Django / Flask / FastAPI / Docker / Kubernetes</w:t>
+            </w:r>
+          </w:p>
+        </w:tc>
+      </w:tr>
+      <w:tr>
+        <w:tc>
+          <w:tcPr>
+            <w:tcW w:type="dxa" w:w="5400"/>
+          </w:tcPr>
+          <w:p>
+            <w:pPr>
+              <w:spacing w:before="0" w:after="0"/>
+            </w:pPr>
+          </w:p>
+          <w:p>
+            <w:pPr>
+              <w:spacing w:before="120" w:after="120"/>
+            </w:pPr>
+            <w:r>
+              <w:rPr>
+                <w:rFonts w:ascii="Arial" w:hAnsi="Arial"/>
+                <w:b/>
+                <w:color w:val="1A1A1A"/>
+                <w:sz w:val="21"/>
+              </w:rPr>
+              <w:t>Facial Recognition Attendance System</w:t>
+              <w:br/>
+            </w:r>
+            <w:r>
+              <w:rPr>
+                <w:rFonts w:ascii="Arial" w:hAnsi="Arial"/>
+                <w:color w:val="333333"/>
+                <w:sz w:val="19"/>
+              </w:rPr>
+              <w:t>Automated attendance capture in Python using OpenCV Haar Cascade and LBPH recognition, with MySQL persistence and Pandas-generated Excel reports. github.com/GitHub-akhilesh/automatic-attendance-through-face-detection</w:t>
+              <w:br/>
             </w:r>
             <w:r>
               <w:rPr>
@@ -927,7 +1094,8 @@
                 <w:color w:val="1A1A1A"/>
                 <w:sz w:val="21"/>
               </w:rPr>
-              <w:t>Himalayan Edges Commerce Platform\n</w:t>
+              <w:t>Async Telemetry Ingestion &amp; Reporting Service</w:t>
+              <w:br/>
             </w:r>
             <w:r>
               <w:rPr>
@@ -935,50 +1103,8 @@
                 <w:color w:val="333333"/>
                 <w:sz w:val="19"/>
               </w:rPr>
-              <w:t>PWA-enabled e-commerce platform on Django and Django REST Framework, deployed to AWS, lifting page speed and client usage by 30%.\n</w:t>
-            </w:r>
-            <w:r>
-              <w:rPr>
-                <w:rFonts w:ascii="Arial" w:hAnsi="Arial"/>
-                <w:i/>
-                <w:color w:val="718096"/>
-                <w:sz w:val="17"/>
-              </w:rPr>
-              <w:t>STACK: Python / Django / Django REST Framework / SQLite / AWS / PWA</w:t>
-            </w:r>
-          </w:p>
-        </w:tc>
-      </w:tr>
-      <w:tr>
-        <w:tc>
-          <w:tcPr>
-            <w:tcW w:type="dxa" w:w="5400"/>
-          </w:tcPr>
-          <w:p>
-            <w:pPr>
-              <w:spacing w:before="0" w:after="0"/>
-            </w:pPr>
-          </w:p>
-          <w:p>
-            <w:pPr>
-              <w:spacing w:before="120" w:after="120"/>
-            </w:pPr>
-            <w:r>
-              <w:rPr>
-                <w:rFonts w:ascii="Arial" w:hAnsi="Arial"/>
-                <w:b/>
-                <w:color w:val="1A1A1A"/>
-                <w:sz w:val="21"/>
-              </w:rPr>
-              <w:t>Async Telemetry Ingestion &amp; Reporting Service\n</w:t>
-            </w:r>
-            <w:r>
-              <w:rPr>
-                <w:rFonts w:ascii="Arial" w:hAnsi="Arial"/>
-                <w:color w:val="333333"/>
-                <w:sz w:val="19"/>
-              </w:rPr>
-              <w:t>FastAPI ingestion service with Celery and Redis task queues writing to partitioned PostgreSQL tables, plus Pandas reporting jobs over aggregated telemetry.\n</w:t>
+              <w:t>FastAPI ingestion service with Celery and Redis task queues writing to partitioned PostgreSQL tables, plus Pandas reporting jobs over aggregated telemetry.</w:t>
+              <w:br/>
             </w:r>
             <w:r>
               <w:rPr>
@@ -988,47 +1114,6 @@
                 <w:sz w:val="17"/>
               </w:rPr>
               <w:t>STACK: Python / FastAPI / Celery / Redis / PostgreSQL / Pandas</w:t>
-            </w:r>
-          </w:p>
-        </w:tc>
-        <w:tc>
-          <w:tcPr>
-            <w:tcW w:type="dxa" w:w="5400"/>
-          </w:tcPr>
-          <w:p>
-            <w:pPr>
-              <w:spacing w:before="0" w:after="0"/>
-            </w:pPr>
-          </w:p>
-          <w:p>
-            <w:pPr>
-              <w:spacing w:before="120" w:after="120"/>
-            </w:pPr>
-            <w:r>
-              <w:rPr>
-                <w:rFonts w:ascii="Arial" w:hAnsi="Arial"/>
-                <w:b/>
-                <w:color w:val="1A1A1A"/>
-                <w:sz w:val="21"/>
-              </w:rPr>
-              <w:t>Persistent Task Management Dashboard\n</w:t>
-            </w:r>
-            <w:r>
-              <w:rPr>
-                <w:rFonts w:ascii="Arial" w:hAnsi="Arial"/>
-                <w:color w:val="333333"/>
-                <w:sz w:val="19"/>
-              </w:rPr>
-              <w:t>Python desktop utility for task planning, category filtering, and JSON persistence, structured on a clean MVC separation.\n</w:t>
-            </w:r>
-            <w:r>
-              <w:rPr>
-                <w:rFonts w:ascii="Arial" w:hAnsi="Arial"/>
-                <w:i/>
-                <w:color w:val="718096"/>
-                <w:sz w:val="17"/>
-              </w:rPr>
-              <w:t>STACK: Python / Tkinter / JSON / MVC</w:t>
             </w:r>
           </w:p>
         </w:tc>
@@ -1155,7 +1240,7 @@
                 <w:color w:val="333333"/>
                 <w:sz w:val="19"/>
               </w:rPr>
-              <w:t>Graduated with First Class Honors, maintaining top academic rank.</w:t>
+              <w:t>First Class Honors, B.Tech. — top academic rank in cohort.</w:t>
             </w:r>
           </w:p>
           <w:p>
@@ -1170,7 +1255,7 @@
                 <w:color w:val="333333"/>
                 <w:sz w:val="19"/>
               </w:rPr>
-              <w:t>Earned a 4-Star Gold Badge in SQL on HackerRank.</w:t>
+              <w:t>HackerRank 4-Star Gold badge in SQL.</w:t>
             </w:r>
           </w:p>
         </w:tc>

--- a/downloads/Akhilesh_Mishra_Python_Full_Stack.docx
+++ b/downloads/Akhilesh_Mishra_Python_Full_Stack.docx
@@ -226,7 +226,7 @@
           <w:color w:val="0056B3"/>
           <w:sz w:val="21"/>
         </w:rPr>
-        <w:t>CSC e-Governance Services India Ltd. (MeitY, Government of India)</w:t>
+        <w:t>CSC e-Governance Services India Ltd. — India's national digital services platform, 2M+ users</w:t>
       </w:r>
     </w:p>
     <w:p>
@@ -652,7 +652,7 @@
           <w:color w:val="1A1A1A"/>
           <w:sz w:val="21"/>
         </w:rPr>
-        <w:t>Software Engineer (Contract)</w:t>
+        <w:t>Software Engineer</w:t>
       </w:r>
       <w:r>
         <w:t xml:space="preserve">   |   </w:t>
@@ -664,7 +664,7 @@
           <w:color w:val="0056B3"/>
           <w:sz w:val="21"/>
         </w:rPr>
-        <w:t>Independent Client Engagement</w:t>
+        <w:t>Contract engagement — field-workforce logistics, 1,000+ agents</w:t>
       </w:r>
     </w:p>
     <w:p>
@@ -1197,13 +1197,7 @@
                 <w:color w:val="333333"/>
                 <w:sz w:val="19"/>
               </w:rPr>
-              <w:t>Database Systems &amp; SQL Certification</w:t>
-              <w:br/>
-              <w:t xml:space="preserve">                        Data Structures &amp; Algorithms Certification</w:t>
-              <w:br/>
-              <w:t xml:space="preserve">                        IIT Kanpur Cyber Security Certification</w:t>
-              <w:br/>
-              <w:t xml:space="preserve">                        Advanced MERN Stack Developer Certification</w:t>
+              <w:t>IIT Kanpur Cyber Security Certification</w:t>
             </w:r>
           </w:p>
         </w:tc>
@@ -1226,21 +1220,6 @@
                 <w:sz w:val="22"/>
               </w:rPr>
               <w:t>ACHIEVEMENTS</w:t>
-            </w:r>
-          </w:p>
-          <w:p>
-            <w:pPr>
-              <w:pStyle w:val="ListBullet"/>
-              <w:spacing w:before="0" w:after="40"/>
-              <w:ind w:left="288"/>
-            </w:pPr>
-            <w:r>
-              <w:rPr>
-                <w:rFonts w:ascii="Arial" w:hAnsi="Arial"/>
-                <w:color w:val="333333"/>
-                <w:sz w:val="19"/>
-              </w:rPr>
-              <w:t>First Class Honors, B.Tech. — top academic rank in cohort.</w:t>
             </w:r>
           </w:p>
           <w:p>

--- a/downloads/Akhilesh_Mishra_Python_Full_Stack.docx
+++ b/downloads/Akhilesh_Mishra_Python_Full_Stack.docx
@@ -75,7 +75,7 @@
           <w:color w:val="333333"/>
           <w:sz w:val="20"/>
         </w:rPr>
-        <w:t>500,000+ transactions a day for 2 million+ users on India national e-governance platforms, served by Django REST Framework and async FastAPI services. Took transaction query p95 down 45% by partitioning and indexing PostgreSQL, cleared 35% of the peak backlog onto Celery and Redis workers, and streams live status over WebSockets in under 500ms. Reads the query plan before adding the index.</w:t>
+        <w:t>Python backend engineer, 3+ years on services clearing 500,000+ transactions a day for 2 million+ users, served by Django REST Framework and async FastAPI services. Took transaction query p95 down 45% by partitioning and indexing PostgreSQL, cleared 35% of the peak backlog onto Celery and Redis workers, and streams live status over WebSockets in under 500ms. Reads the query plan before adding the index.</w:t>
       </w:r>
     </w:p>
     <w:p>
